--- a/Documentos/Análisis de tecnologías.docx
+++ b/Documentos/Análisis de tecnologías.docx
@@ -24,8 +24,13 @@
         <w:pStyle w:val="Ttulo1"/>
       </w:pPr>
       <w:r>
-        <w:t>Desarrollo del frontend</w:t>
-      </w:r>
+        <w:t xml:space="preserve">Desarrollo del </w:t>
+      </w:r>
+      <w:proofErr w:type="spellStart"/>
+      <w:r>
+        <w:t>frontend</w:t>
+      </w:r>
+      <w:proofErr w:type="spellEnd"/>
     </w:p>
     <w:p>
       <w:pPr>
@@ -41,7 +46,15 @@
         <w:jc w:val="both"/>
       </w:pPr>
       <w:r>
-        <w:t>Una forma de desarrollar este proyecto sería desarrollar la aplicación web mediante el uso de HTML, CSS y JavaScript plano y pasarlo a un diseño responsive mediante el uso de media queries. No obstante, este método está desfasado hoy en día y no se va a utilizar</w:t>
+        <w:t xml:space="preserve">Una forma de desarrollar este proyecto sería desarrollar la aplicación web mediante el uso de HTML, CSS y JavaScript plano y pasarlo a un diseño responsive mediante el uso de media </w:t>
+      </w:r>
+      <w:proofErr w:type="spellStart"/>
+      <w:r>
+        <w:t>queries</w:t>
+      </w:r>
+      <w:proofErr w:type="spellEnd"/>
+      <w:r>
+        <w:t>. No obstante, este método está desfasado hoy en día y no se va a utilizar</w:t>
       </w:r>
       <w:r>
         <w:t>, ya que existen otros métodos de implementar este tipo de aplicaciones de forma mucho más ágil y moderna.</w:t>
@@ -53,15 +66,25 @@
         <w:jc w:val="both"/>
       </w:pPr>
       <w:r>
-        <w:t>Desarrollo mediante el uso de frameworks</w:t>
-      </w:r>
+        <w:t xml:space="preserve">Desarrollo mediante el uso de </w:t>
+      </w:r>
+      <w:proofErr w:type="spellStart"/>
+      <w:r>
+        <w:t>frameworks</w:t>
+      </w:r>
+      <w:proofErr w:type="spellEnd"/>
     </w:p>
     <w:p>
       <w:pPr>
         <w:pStyle w:val="Ttulo3"/>
       </w:pPr>
-      <w:r>
-        <w:t xml:space="preserve">React Native + </w:t>
+      <w:proofErr w:type="spellStart"/>
+      <w:r>
+        <w:t>React</w:t>
+      </w:r>
+      <w:proofErr w:type="spellEnd"/>
+      <w:r>
+        <w:t xml:space="preserve"> Native + </w:t>
       </w:r>
       <w:r>
         <w:t>Expo</w:t>
@@ -72,10 +95,58 @@
         <w:jc w:val="both"/>
       </w:pPr>
       <w:r>
-        <w:t>Es la forma de trabajar mediante JavaScript/TypeScript. React es un framework de JavaScript utilizado para el desarrollo de aplicaciones web. Con el uso de React Native, se pueden crear aplicaciones móviles de forma nativa</w:t>
-      </w:r>
-      <w:r>
-        <w:t xml:space="preserve"> y React Native for Web (integrado en Expo) para la parte web, mediante el uso de HTML.</w:t>
+        <w:t>Es la forma de trabajar mediante JavaScript/</w:t>
+      </w:r>
+      <w:proofErr w:type="spellStart"/>
+      <w:r>
+        <w:t>TypeScript</w:t>
+      </w:r>
+      <w:proofErr w:type="spellEnd"/>
+      <w:r>
+        <w:t xml:space="preserve">. </w:t>
+      </w:r>
+      <w:proofErr w:type="spellStart"/>
+      <w:r>
+        <w:t>React</w:t>
+      </w:r>
+      <w:proofErr w:type="spellEnd"/>
+      <w:r>
+        <w:t xml:space="preserve"> es un </w:t>
+      </w:r>
+      <w:proofErr w:type="spellStart"/>
+      <w:r>
+        <w:t>framework</w:t>
+      </w:r>
+      <w:proofErr w:type="spellEnd"/>
+      <w:r>
+        <w:t xml:space="preserve"> de JavaScript utilizado para el desarrollo de aplicaciones web. Con el uso de </w:t>
+      </w:r>
+      <w:proofErr w:type="spellStart"/>
+      <w:r>
+        <w:t>React</w:t>
+      </w:r>
+      <w:proofErr w:type="spellEnd"/>
+      <w:r>
+        <w:t xml:space="preserve"> Native, se pueden crear aplicaciones móviles de forma nativa</w:t>
+      </w:r>
+      <w:r>
+        <w:t xml:space="preserve"> y </w:t>
+      </w:r>
+      <w:proofErr w:type="spellStart"/>
+      <w:r>
+        <w:t>React</w:t>
+      </w:r>
+      <w:proofErr w:type="spellEnd"/>
+      <w:r>
+        <w:t xml:space="preserve"> Native </w:t>
+      </w:r>
+      <w:proofErr w:type="spellStart"/>
+      <w:r>
+        <w:t>for</w:t>
+      </w:r>
+      <w:proofErr w:type="spellEnd"/>
+      <w:r>
+        <w:t xml:space="preserve"> Web (integrado en Expo) para la parte web, mediante el uso de HTML.</w:t>
       </w:r>
     </w:p>
     <w:p>
@@ -91,26 +162,75 @@
         <w:jc w:val="both"/>
       </w:pPr>
       <w:r>
-        <w:t>Se descarta directamente la opción de desarrollo mediante React Native para móvil y React.js para web ya que, con esta configuración</w:t>
-      </w:r>
-      <w:r>
-        <w:t>, se compartiría la lógica de la aplicación, pero no el diseño de la interfaz de usuario, lo que conllevaría a la implementación del doble de código, algo poco óptimo para este caso, debido a que dificultaría el desarrollo del proyecto en el tiempo disponible.</w:t>
+        <w:t xml:space="preserve">Se descarta directamente la opción de desarrollo mediante </w:t>
+      </w:r>
+      <w:proofErr w:type="spellStart"/>
+      <w:r>
+        <w:t>React</w:t>
+      </w:r>
+      <w:proofErr w:type="spellEnd"/>
+      <w:r>
+        <w:t xml:space="preserve"> Native para</w:t>
+      </w:r>
+      <w:r>
+        <w:t xml:space="preserve"> la parte</w:t>
+      </w:r>
+      <w:r>
+        <w:t xml:space="preserve"> móvil y React.js para </w:t>
+      </w:r>
+      <w:r>
+        <w:t xml:space="preserve">la parte </w:t>
+      </w:r>
+      <w:r>
+        <w:t>web ya que, con esta configuración</w:t>
+      </w:r>
+      <w:r>
+        <w:t>, se compartiría la lógica de la aplicación, pero no el diseño de la interfaz de usuario, lo que conllevaría a la implementación del doble de código, algo poco óptimo para este caso, debido a que dificultaría el desarrollo del proyecto en el tiempo disponible</w:t>
+      </w:r>
+      <w:r>
+        <w:t>, así como la escalabilidad y configuración del mismo</w:t>
+      </w:r>
+      <w:r>
+        <w:t>.</w:t>
       </w:r>
     </w:p>
     <w:p>
       <w:pPr>
         <w:pStyle w:val="Ttulo3"/>
       </w:pPr>
+      <w:proofErr w:type="spellStart"/>
       <w:r>
         <w:t>Flutter</w:t>
       </w:r>
-    </w:p>
-    <w:p>
-      <w:pPr>
-        <w:jc w:val="both"/>
-      </w:pPr>
-      <w:r>
-        <w:t xml:space="preserve">Flutter es un framework desarrollado por Google, permitiendo implementar interfaces de usuario para aplicaciones en diferentes plataformas mediante un único código base desarrollado en Dart. Flutter pinta cada píxel de la pantalla por sí mismo, dando lugar a interfaces de usuario exactamente iguales en diferentes plataformas. </w:t>
+      <w:proofErr w:type="spellEnd"/>
+    </w:p>
+    <w:p>
+      <w:pPr>
+        <w:jc w:val="both"/>
+      </w:pPr>
+      <w:proofErr w:type="spellStart"/>
+      <w:r>
+        <w:t>Flutter</w:t>
+      </w:r>
+      <w:proofErr w:type="spellEnd"/>
+      <w:r>
+        <w:t xml:space="preserve"> es un </w:t>
+      </w:r>
+      <w:proofErr w:type="spellStart"/>
+      <w:r>
+        <w:t>framework</w:t>
+      </w:r>
+      <w:proofErr w:type="spellEnd"/>
+      <w:r>
+        <w:t xml:space="preserve"> desarrollado por Google, permitiendo implementar interfaces de usuario para aplicaciones en diferentes plataformas mediante un único código base desarrollado en Dart. </w:t>
+      </w:r>
+      <w:proofErr w:type="spellStart"/>
+      <w:r>
+        <w:t>Flutter</w:t>
+      </w:r>
+      <w:proofErr w:type="spellEnd"/>
+      <w:r>
+        <w:t xml:space="preserve"> pinta cada píxel de la pantalla por sí mismo, dando lugar a interfaces de usuario exactamente iguales en diferentes plataformas. </w:t>
       </w:r>
       <w:r>
         <w:t>P</w:t>
@@ -135,33 +255,62 @@
       <w:pPr>
         <w:pStyle w:val="Ttulo3"/>
       </w:pPr>
+      <w:proofErr w:type="spellStart"/>
       <w:r>
         <w:lastRenderedPageBreak/>
-        <w:t>Ionic + Capacitor (con React, Vue o Angular)</w:t>
-      </w:r>
-    </w:p>
-    <w:p>
-      <w:pPr>
-        <w:jc w:val="both"/>
-      </w:pPr>
-      <w:r>
-        <w:t xml:space="preserve">Con esta configuración, se podría crear la aplicación web en cualquier framework que se quisiera y, mediante Capacitor, envolverla en una </w:t>
-      </w:r>
-      <w:proofErr w:type="gramStart"/>
-      <w:r>
-        <w:t>app</w:t>
-      </w:r>
-      <w:proofErr w:type="gramEnd"/>
-      <w:r>
-        <w:t xml:space="preserve"> nativa, teniendo acceso a cámara, notificaciones, etc.</w:t>
-      </w:r>
-    </w:p>
-    <w:p>
-      <w:pPr>
-        <w:jc w:val="both"/>
-      </w:pPr>
-      <w:r>
-        <w:t>No obstante, al tener la aplicación en un navegador incrustado, el rendimiento móvil no es tan fluido como lo es con React o Flutter.</w:t>
+        <w:t>Ionic</w:t>
+      </w:r>
+      <w:proofErr w:type="spellEnd"/>
+      <w:r>
+        <w:t xml:space="preserve"> + Capacitor (con </w:t>
+      </w:r>
+      <w:proofErr w:type="spellStart"/>
+      <w:r>
+        <w:t>React</w:t>
+      </w:r>
+      <w:proofErr w:type="spellEnd"/>
+      <w:r>
+        <w:t>, Vue o Angular)</w:t>
+      </w:r>
+    </w:p>
+    <w:p>
+      <w:pPr>
+        <w:jc w:val="both"/>
+      </w:pPr>
+      <w:r>
+        <w:t xml:space="preserve">Con esta configuración, se podría crear la aplicación web en cualquier </w:t>
+      </w:r>
+      <w:proofErr w:type="spellStart"/>
+      <w:r>
+        <w:t>framework</w:t>
+      </w:r>
+      <w:proofErr w:type="spellEnd"/>
+      <w:r>
+        <w:t xml:space="preserve"> que se quisiera y, mediante Capacitor, envolverla en una app nativa, teniendo acceso a cámara, notificaciones, etc.</w:t>
+      </w:r>
+    </w:p>
+    <w:p>
+      <w:pPr>
+        <w:jc w:val="both"/>
+      </w:pPr>
+      <w:r>
+        <w:t xml:space="preserve">No obstante, al tener la aplicación en un navegador incrustado, el rendimiento móvil no es tan fluido como lo es con </w:t>
+      </w:r>
+      <w:proofErr w:type="spellStart"/>
+      <w:r>
+        <w:t>React</w:t>
+      </w:r>
+      <w:proofErr w:type="spellEnd"/>
+      <w:r>
+        <w:t xml:space="preserve"> o </w:t>
+      </w:r>
+      <w:proofErr w:type="spellStart"/>
+      <w:r>
+        <w:t>Flutter</w:t>
+      </w:r>
+      <w:proofErr w:type="spellEnd"/>
+      <w:r>
+        <w:t>.</w:t>
       </w:r>
     </w:p>
     <w:p>
@@ -169,19 +318,37 @@
         <w:pStyle w:val="Ttulo1"/>
       </w:pPr>
       <w:r>
-        <w:t>Desarrollo del backend</w:t>
-      </w:r>
-    </w:p>
-    <w:p>
-      <w:pPr>
-        <w:jc w:val="both"/>
-      </w:pPr>
-      <w:r>
-        <w:t>Hay también muchas opciones distintas para desarrollar el backend de un proyecto. La decisión de cuál elegir dependerá también de la configuración elegida para el desarrollo del fronte</w:t>
+        <w:t xml:space="preserve">Desarrollo del </w:t>
+      </w:r>
+      <w:proofErr w:type="spellStart"/>
+      <w:r>
+        <w:t>backend</w:t>
+      </w:r>
+      <w:proofErr w:type="spellEnd"/>
+    </w:p>
+    <w:p>
+      <w:pPr>
+        <w:jc w:val="both"/>
+      </w:pPr>
+      <w:r>
+        <w:t xml:space="preserve">Hay también muchas opciones distintas para desarrollar el </w:t>
+      </w:r>
+      <w:proofErr w:type="spellStart"/>
+      <w:r>
+        <w:t>backend</w:t>
+      </w:r>
+      <w:proofErr w:type="spellEnd"/>
+      <w:r>
+        <w:t xml:space="preserve"> de un proyecto. La decisión de cuál elegir dependerá también de la configuración elegida para el desarrollo del </w:t>
+      </w:r>
+      <w:proofErr w:type="spellStart"/>
+      <w:r>
+        <w:t>fronte</w:t>
       </w:r>
       <w:r>
         <w:t>nd</w:t>
       </w:r>
+      <w:proofErr w:type="spellEnd"/>
       <w:r>
         <w:t xml:space="preserve"> de la aplicación.</w:t>
       </w:r>
@@ -199,10 +366,30 @@
         <w:jc w:val="both"/>
       </w:pPr>
       <w:r>
-        <w:t xml:space="preserve">Es el lenguaje clásico en lo que al desarrollo backend se refiere y el único que he </w:t>
-      </w:r>
-      <w:r>
-        <w:t>usado. No obstante, pese a nunca llegar a desaparecer del todo, está un poco más desfasado que otros lenguajes más modernos.</w:t>
+        <w:t xml:space="preserve">Es el lenguaje clásico en lo que al desarrollo </w:t>
+      </w:r>
+      <w:proofErr w:type="spellStart"/>
+      <w:r>
+        <w:t>backend</w:t>
+      </w:r>
+      <w:proofErr w:type="spellEnd"/>
+      <w:r>
+        <w:t xml:space="preserve"> se refiere</w:t>
+      </w:r>
+      <w:r>
+        <w:t xml:space="preserve">. </w:t>
+      </w:r>
+      <w:r>
+        <w:t>No obstante, pese a nunca llegar a desaparecer</w:t>
+      </w:r>
+      <w:r>
+        <w:t xml:space="preserve">, hoy en día ya no es la primera opción para muchos casos, como </w:t>
+      </w:r>
+      <w:r>
+        <w:t xml:space="preserve">lo podía ser </w:t>
+      </w:r>
+      <w:r>
+        <w:t>antes.</w:t>
       </w:r>
     </w:p>
     <w:p>
@@ -243,23 +430,93 @@
         <w:jc w:val="both"/>
       </w:pPr>
       <w:r>
-        <w:t>Es la mejor opción si se va a realizar el desarrollo del frontend con React o React Native, ya que de esta forma se mantiene el mismo lenguaje en todo el proyecto, tanto frontend como backend. Se utiliza con el framework Nest.js.</w:t>
+        <w:t xml:space="preserve">Es la mejor opción si se va a realizar el desarrollo del </w:t>
+      </w:r>
+      <w:proofErr w:type="spellStart"/>
+      <w:r>
+        <w:t>frontend</w:t>
+      </w:r>
+      <w:proofErr w:type="spellEnd"/>
+      <w:r>
+        <w:t xml:space="preserve"> con </w:t>
+      </w:r>
+      <w:proofErr w:type="spellStart"/>
+      <w:r>
+        <w:t>React</w:t>
+      </w:r>
+      <w:proofErr w:type="spellEnd"/>
+      <w:r>
+        <w:t xml:space="preserve"> o </w:t>
+      </w:r>
+      <w:proofErr w:type="spellStart"/>
+      <w:r>
+        <w:t>React</w:t>
+      </w:r>
+      <w:proofErr w:type="spellEnd"/>
+      <w:r>
+        <w:t xml:space="preserve"> Native, ya que de esta forma se mantiene el mismo lenguaje en todo el proyecto, tanto </w:t>
+      </w:r>
+      <w:proofErr w:type="spellStart"/>
+      <w:r>
+        <w:t>frontend</w:t>
+      </w:r>
+      <w:proofErr w:type="spellEnd"/>
+      <w:r>
+        <w:t xml:space="preserve"> como </w:t>
+      </w:r>
+      <w:proofErr w:type="spellStart"/>
+      <w:r>
+        <w:t>backend</w:t>
+      </w:r>
+      <w:proofErr w:type="spellEnd"/>
+      <w:r>
+        <w:t xml:space="preserve">. Se </w:t>
+      </w:r>
+      <w:r>
+        <w:t xml:space="preserve">puede </w:t>
+      </w:r>
+      <w:r>
+        <w:t>utiliza</w:t>
+      </w:r>
+      <w:r>
+        <w:t>r</w:t>
+      </w:r>
+      <w:r>
+        <w:t xml:space="preserve"> con el </w:t>
+      </w:r>
+      <w:proofErr w:type="spellStart"/>
+      <w:r>
+        <w:t>framework</w:t>
+      </w:r>
+      <w:proofErr w:type="spellEnd"/>
+      <w:r>
+        <w:t xml:space="preserve"> Nest.js.</w:t>
       </w:r>
     </w:p>
     <w:p>
       <w:pPr>
         <w:pStyle w:val="Ttulo3"/>
       </w:pPr>
+      <w:proofErr w:type="spellStart"/>
       <w:r>
         <w:t>Go</w:t>
       </w:r>
-    </w:p>
-    <w:p>
-      <w:pPr>
-        <w:jc w:val="both"/>
-      </w:pPr>
-      <w:r>
-        <w:t>Es el lenguaje (junto con Rust) perfecto para desarrollar sistemas de alto rendimiento, microservicios o sistemas cloud. Es muy rápido y también fácil de entender.</w:t>
+      <w:proofErr w:type="spellEnd"/>
+    </w:p>
+    <w:p>
+      <w:pPr>
+        <w:jc w:val="both"/>
+      </w:pPr>
+      <w:r>
+        <w:t xml:space="preserve">Es el lenguaje (junto con Rust) perfecto para desarrollar sistemas de alto rendimiento, microservicios o sistemas </w:t>
+      </w:r>
+      <w:proofErr w:type="spellStart"/>
+      <w:r>
+        <w:t>cloud</w:t>
+      </w:r>
+      <w:proofErr w:type="spellEnd"/>
+      <w:r>
+        <w:t>. Es muy rápido y también fácil de entender.</w:t>
       </w:r>
     </w:p>
     <w:p>
@@ -336,13 +593,19 @@
         <w:t xml:space="preserve">usar </w:t>
       </w:r>
       <w:r>
-        <w:t xml:space="preserve">SQLite o Realm. Los datos se guardan directamente en el dispositivo móvil del usuario, de manera que sean </w:t>
-      </w:r>
-      <w:proofErr w:type="gramStart"/>
-      <w:r>
-        <w:t>accesibles</w:t>
-      </w:r>
-      <w:proofErr w:type="gramEnd"/>
+        <w:t xml:space="preserve">SQLite o </w:t>
+      </w:r>
+      <w:proofErr w:type="spellStart"/>
+      <w:r>
+        <w:t>Realm</w:t>
+      </w:r>
+      <w:proofErr w:type="spellEnd"/>
+      <w:r>
+        <w:t xml:space="preserve">. Los datos se guardan directamente en el dispositivo móvil del usuario, de manera que sean </w:t>
+      </w:r>
+      <w:r>
+        <w:t>accesibles,</w:t>
+      </w:r>
       <w:r>
         <w:t xml:space="preserve"> aunque el usuario no tenga conexión, evitando así que la aplicación se quede cargando indefinidamente cuando el usuario no tenga conexión a internet.</w:t>
       </w:r>
@@ -368,16 +631,26 @@
         <w:pStyle w:val="Ttulo2"/>
         <w:jc w:val="both"/>
       </w:pPr>
+      <w:proofErr w:type="spellStart"/>
       <w:r>
         <w:t>Frontend</w:t>
       </w:r>
-    </w:p>
-    <w:p>
-      <w:pPr>
-        <w:jc w:val="both"/>
-      </w:pPr>
-      <w:r>
-        <w:t>Para esta parte del desarrollo, se ha optado por la opción de usar React Native + Expo</w:t>
+      <w:proofErr w:type="spellEnd"/>
+    </w:p>
+    <w:p>
+      <w:pPr>
+        <w:jc w:val="both"/>
+      </w:pPr>
+      <w:r>
+        <w:t xml:space="preserve">Para esta parte del desarrollo, se ha optado por la opción de usar </w:t>
+      </w:r>
+      <w:proofErr w:type="spellStart"/>
+      <w:r>
+        <w:t>React</w:t>
+      </w:r>
+      <w:proofErr w:type="spellEnd"/>
+      <w:r>
+        <w:t xml:space="preserve"> Native + Expo</w:t>
       </w:r>
       <w:r>
         <w:t>. Esto ha sido decidido por múltiples factores.</w:t>
@@ -396,7 +669,15 @@
         <w:jc w:val="both"/>
       </w:pPr>
       <w:r>
-        <w:t>Por otro lado, uno de los factores más importantes para elegir esta configuración ha sido la amplia presencia en el mundo laboral de React y el interés personal en aprender a fondo esta tecnología. Es, además, una forma de realizar un producto escalable que se podría seguir desarrollando finalizado este TFG sin ningún problema.</w:t>
+        <w:t xml:space="preserve">Por otro lado, uno de los factores más importantes para elegir esta configuración ha sido la amplia presencia en el mundo laboral de </w:t>
+      </w:r>
+      <w:proofErr w:type="spellStart"/>
+      <w:r>
+        <w:t>React</w:t>
+      </w:r>
+      <w:proofErr w:type="spellEnd"/>
+      <w:r>
+        <w:t xml:space="preserve"> y el interés personal en aprender a fondo esta tecnología. Es, además, una forma de realizar un producto escalable que se podría seguir desarrollando finalizado este TFG sin ningún problema.</w:t>
       </w:r>
     </w:p>
     <w:p>
@@ -413,10 +694,23 @@
         <w:t xml:space="preserve">ventajas que tiene el desarrollo de aplicaciones </w:t>
       </w:r>
       <w:r>
-        <w:t xml:space="preserve">usando React respecto a </w:t>
-      </w:r>
-      <w:r>
-        <w:t xml:space="preserve">Flutter, </w:t>
+        <w:t xml:space="preserve">usando </w:t>
+      </w:r>
+      <w:proofErr w:type="spellStart"/>
+      <w:r>
+        <w:t>React</w:t>
+      </w:r>
+      <w:proofErr w:type="spellEnd"/>
+      <w:r>
+        <w:t xml:space="preserve"> respecto a </w:t>
+      </w:r>
+      <w:proofErr w:type="spellStart"/>
+      <w:r>
+        <w:t>Flutter</w:t>
+      </w:r>
+      <w:proofErr w:type="spellEnd"/>
+      <w:r>
+        <w:t xml:space="preserve">, </w:t>
       </w:r>
       <w:r>
         <w:t xml:space="preserve">es no poder usar </w:t>
@@ -437,7 +731,23 @@
         <w:t>por lo que</w:t>
       </w:r>
       <w:r>
-        <w:t xml:space="preserve"> se ha decidido usar este framework como tecnología para el desarrollo y la implementación del frontend de la aplicación.</w:t>
+        <w:t xml:space="preserve"> se ha decidido usar este </w:t>
+      </w:r>
+      <w:proofErr w:type="spellStart"/>
+      <w:r>
+        <w:t>framework</w:t>
+      </w:r>
+      <w:proofErr w:type="spellEnd"/>
+      <w:r>
+        <w:t xml:space="preserve"> como tecnología para el desarrollo y la implementación del </w:t>
+      </w:r>
+      <w:proofErr w:type="spellStart"/>
+      <w:r>
+        <w:t>frontend</w:t>
+      </w:r>
+      <w:proofErr w:type="spellEnd"/>
+      <w:r>
+        <w:t xml:space="preserve"> de la aplicación.</w:t>
       </w:r>
     </w:p>
     <w:p>
@@ -445,9 +755,11 @@
         <w:pStyle w:val="Ttulo2"/>
         <w:jc w:val="both"/>
       </w:pPr>
+      <w:proofErr w:type="spellStart"/>
       <w:r>
         <w:t>Backend</w:t>
       </w:r>
+      <w:proofErr w:type="spellEnd"/>
     </w:p>
     <w:p>
       <w:pPr>
@@ -460,24 +772,78 @@
         <w:t>a</w:t>
       </w:r>
       <w:r>
-        <w:t xml:space="preserve"> decidido llevar a cabo la implementación de manera híbrida. Esto es debido a la decisión de la tecnología a utilizar para el frontend junto con la presencia de algoritmos de sistemas de recomendación e IA en mi proyecto.</w:t>
-      </w:r>
-    </w:p>
-    <w:p>
-      <w:pPr>
-        <w:jc w:val="both"/>
-      </w:pPr>
-      <w:r>
-        <w:t>De esta forma, se ha decidido realizar la implementación del código del backend de este proyecto con Node.js, como complement</w:t>
+        <w:t xml:space="preserve"> decidido llevar a cabo la implementación de manera híbrida. Esto es debido a la decisión de la tecnología a utilizar para el </w:t>
+      </w:r>
+      <w:proofErr w:type="spellStart"/>
+      <w:r>
+        <w:t>frontend</w:t>
+      </w:r>
+      <w:proofErr w:type="spellEnd"/>
+      <w:r>
+        <w:t xml:space="preserve"> junto con la presencia de algoritmos de sistemas de recomendación e IA en mi proyecto.</w:t>
+      </w:r>
+    </w:p>
+    <w:p>
+      <w:pPr>
+        <w:jc w:val="both"/>
+      </w:pPr>
+      <w:r>
+        <w:t xml:space="preserve">De esta forma, se ha decidido realizar la implementación del código del </w:t>
+      </w:r>
+      <w:proofErr w:type="spellStart"/>
+      <w:r>
+        <w:t>backend</w:t>
+      </w:r>
+      <w:proofErr w:type="spellEnd"/>
+      <w:r>
+        <w:t xml:space="preserve"> de este proyecto con Node.js, como complement</w:t>
       </w:r>
       <w:r>
         <w:t>o</w:t>
       </w:r>
       <w:r>
-        <w:t xml:space="preserve"> a la utilización de React Native en el frontend, sumado al uso de Python</w:t>
-      </w:r>
-      <w:r>
-        <w:t>, mediante FastAPI, para la implementación de la parte de IA mediante un Microservicio conectado con el backend de la aplicación.</w:t>
+        <w:t xml:space="preserve"> a la utilización de </w:t>
+      </w:r>
+      <w:proofErr w:type="spellStart"/>
+      <w:r>
+        <w:t>React</w:t>
+      </w:r>
+      <w:proofErr w:type="spellEnd"/>
+      <w:r>
+        <w:t xml:space="preserve"> Native en el </w:t>
+      </w:r>
+      <w:proofErr w:type="spellStart"/>
+      <w:r>
+        <w:t>frontend</w:t>
+      </w:r>
+      <w:proofErr w:type="spellEnd"/>
+      <w:r>
+        <w:t>, sumado al uso de Python</w:t>
+      </w:r>
+      <w:r>
+        <w:t xml:space="preserve">, mediante </w:t>
+      </w:r>
+      <w:proofErr w:type="spellStart"/>
+      <w:r>
+        <w:t>FastAPI</w:t>
+      </w:r>
+      <w:proofErr w:type="spellEnd"/>
+      <w:r>
+        <w:t xml:space="preserve">, para la implementación de la parte de IA mediante un </w:t>
+      </w:r>
+      <w:r>
+        <w:t>m</w:t>
+      </w:r>
+      <w:r>
+        <w:t xml:space="preserve">icroservicio conectado con el </w:t>
+      </w:r>
+      <w:proofErr w:type="spellStart"/>
+      <w:r>
+        <w:t>backend</w:t>
+      </w:r>
+      <w:proofErr w:type="spellEnd"/>
+      <w:r>
+        <w:t xml:space="preserve"> de la aplicación.</w:t>
       </w:r>
     </w:p>
     <w:p>
@@ -510,15 +876,122 @@
         <w:jc w:val="both"/>
       </w:pPr>
       <w:r>
-        <w:t xml:space="preserve">Las tomas de decisiones para las tecnologías usadas en este proyecto han sido basadas, principalmente, en la experiencia previa, interés personal por aprender ciertas tecnologías y en el estándar general del sector del desarrollo de software </w:t>
-      </w:r>
-      <w:proofErr w:type="gramStart"/>
-      <w:r>
-        <w:t>a día de hoy</w:t>
-      </w:r>
-      <w:proofErr w:type="gramEnd"/>
-      <w:r>
-        <w:t>, donde todas las tecnologías usadas son muy populares y las opciones escogidas por muchas grandes empresas, de manera que se pueda realizar un desarrollo e implementación del producto aplicables al mercado real.</w:t>
+        <w:t>Las tomas de decisiones para las tecnologías usadas en este proyecto han sido basadas, principalmente, en la experiencia previa, interés personal por aprender ciertas tecnologías y en el estándar general del sector del desarrollo de software a día de hoy, donde todas las tecnologías usadas son muy populares y las opciones escogidas por muchas grandes empresas, de manera que se pueda realizar un desarrollo e implementación del producto aplicables al mercado real.</w:t>
+      </w:r>
+    </w:p>
+    <w:p>
+      <w:pPr>
+        <w:pStyle w:val="Ttulo1"/>
+      </w:pPr>
+      <w:r>
+        <w:t xml:space="preserve">Bibliografía </w:t>
+      </w:r>
+    </w:p>
+    <w:p>
+      <w:r>
+        <w:t>Posibles tecnologías para usar en el desarrollo de aplicaciones:</w:t>
+      </w:r>
+    </w:p>
+    <w:p>
+      <w:pPr>
+        <w:pStyle w:val="Prrafodelista"/>
+        <w:numPr>
+          <w:ilvl w:val="0"/>
+          <w:numId w:val="3"/>
+        </w:numPr>
+      </w:pPr>
+      <w:hyperlink r:id="rId5" w:history="1">
+        <w:r>
+          <w:rPr>
+            <w:rStyle w:val="Hipervnculo"/>
+          </w:rPr>
+          <w:t>https://keepcoding.io/blog/herramientas-desarrollo-de-apps/</w:t>
+        </w:r>
+      </w:hyperlink>
+      <w:r>
+        <w:t xml:space="preserve"> </w:t>
+      </w:r>
+    </w:p>
+    <w:p>
+      <w:pPr>
+        <w:pStyle w:val="Prrafodelista"/>
+        <w:numPr>
+          <w:ilvl w:val="0"/>
+          <w:numId w:val="3"/>
+        </w:numPr>
+      </w:pPr>
+      <w:hyperlink r:id="rId6" w:history="1">
+        <w:r>
+          <w:rPr>
+            <w:rStyle w:val="Hipervnculo"/>
+          </w:rPr>
+          <w:t>https://desarrollowebtotal.com/tecnologias-apps-moviles-2025/</w:t>
+        </w:r>
+      </w:hyperlink>
+      <w:r>
+        <w:t xml:space="preserve"> </w:t>
+      </w:r>
+    </w:p>
+    <w:p>
+      <w:pPr>
+        <w:pStyle w:val="Prrafodelista"/>
+        <w:numPr>
+          <w:ilvl w:val="0"/>
+          <w:numId w:val="3"/>
+        </w:numPr>
+      </w:pPr>
+      <w:hyperlink r:id="rId7" w:history="1">
+        <w:r>
+          <w:rPr>
+            <w:rStyle w:val="Hipervnculo"/>
+          </w:rPr>
+          <w:t>https://gemini.google.com/</w:t>
+        </w:r>
+      </w:hyperlink>
+      <w:r>
+        <w:t xml:space="preserve"> </w:t>
+      </w:r>
+    </w:p>
+    <w:p>
+      <w:r>
+        <w:t>Comparativa de las posibles tecnologías a usar:</w:t>
+      </w:r>
+    </w:p>
+    <w:p>
+      <w:pPr>
+        <w:pStyle w:val="Prrafodelista"/>
+        <w:numPr>
+          <w:ilvl w:val="0"/>
+          <w:numId w:val="2"/>
+        </w:numPr>
+      </w:pPr>
+      <w:hyperlink r:id="rId8" w:history="1">
+        <w:r>
+          <w:rPr>
+            <w:rStyle w:val="Hipervnculo"/>
+          </w:rPr>
+          <w:t>https://idexaformacion.com/tecnologias-desarrollo-apps-moviles-web/</w:t>
+        </w:r>
+      </w:hyperlink>
+    </w:p>
+    <w:p>
+      <w:pPr>
+        <w:pStyle w:val="Prrafodelista"/>
+        <w:numPr>
+          <w:ilvl w:val="0"/>
+          <w:numId w:val="2"/>
+        </w:numPr>
+      </w:pPr>
+      <w:hyperlink r:id="rId9" w:history="1">
+        <w:r>
+          <w:rPr>
+            <w:rStyle w:val="Hipervnculo"/>
+          </w:rPr>
+          <w:t>https://nytelweb.es/2024/12/15/como-elegir-la-tecnologia-adecuada-para-tu-proyecto-app-web/?srsltid=AfmBOopIchOy1-76qTgiaLR0P00QcicrIX_D4QPk3lmcTt7p0droVpG6</w:t>
+        </w:r>
+      </w:hyperlink>
+      <w:r>
+        <w:t xml:space="preserve"> </w:t>
       </w:r>
     </w:p>
     <w:sectPr>
@@ -645,8 +1118,238 @@
       </w:rPr>
     </w:lvl>
   </w:abstractNum>
+  <w:abstractNum w:abstractNumId="1" w15:restartNumberingAfterBreak="0">
+    <w:nsid w:val="70EA0EEE"/>
+    <w:multiLevelType w:val="hybridMultilevel"/>
+    <w:tmpl w:val="99FC00C6"/>
+    <w:lvl w:ilvl="0" w:tplc="258E1194">
+      <w:numFmt w:val="bullet"/>
+      <w:lvlText w:val="-"/>
+      <w:lvlJc w:val="left"/>
+      <w:pPr>
+        <w:ind w:left="720" w:hanging="360"/>
+      </w:pPr>
+      <w:rPr>
+        <w:rFonts w:ascii="Aptos" w:eastAsiaTheme="minorHAnsi" w:hAnsi="Aptos" w:cstheme="minorBidi" w:hint="default"/>
+      </w:rPr>
+    </w:lvl>
+    <w:lvl w:ilvl="1" w:tplc="0C0A0003" w:tentative="1">
+      <w:start w:val="1"/>
+      <w:numFmt w:val="bullet"/>
+      <w:lvlText w:val="o"/>
+      <w:lvlJc w:val="left"/>
+      <w:pPr>
+        <w:ind w:left="1440" w:hanging="360"/>
+      </w:pPr>
+      <w:rPr>
+        <w:rFonts w:ascii="Courier New" w:hAnsi="Courier New" w:cs="Courier New" w:hint="default"/>
+      </w:rPr>
+    </w:lvl>
+    <w:lvl w:ilvl="2" w:tplc="0C0A0005" w:tentative="1">
+      <w:start w:val="1"/>
+      <w:numFmt w:val="bullet"/>
+      <w:lvlText w:val=""/>
+      <w:lvlJc w:val="left"/>
+      <w:pPr>
+        <w:ind w:left="2160" w:hanging="360"/>
+      </w:pPr>
+      <w:rPr>
+        <w:rFonts w:ascii="Wingdings" w:hAnsi="Wingdings" w:hint="default"/>
+      </w:rPr>
+    </w:lvl>
+    <w:lvl w:ilvl="3" w:tplc="0C0A0001" w:tentative="1">
+      <w:start w:val="1"/>
+      <w:numFmt w:val="bullet"/>
+      <w:lvlText w:val=""/>
+      <w:lvlJc w:val="left"/>
+      <w:pPr>
+        <w:ind w:left="2880" w:hanging="360"/>
+      </w:pPr>
+      <w:rPr>
+        <w:rFonts w:ascii="Symbol" w:hAnsi="Symbol" w:hint="default"/>
+      </w:rPr>
+    </w:lvl>
+    <w:lvl w:ilvl="4" w:tplc="0C0A0003" w:tentative="1">
+      <w:start w:val="1"/>
+      <w:numFmt w:val="bullet"/>
+      <w:lvlText w:val="o"/>
+      <w:lvlJc w:val="left"/>
+      <w:pPr>
+        <w:ind w:left="3600" w:hanging="360"/>
+      </w:pPr>
+      <w:rPr>
+        <w:rFonts w:ascii="Courier New" w:hAnsi="Courier New" w:cs="Courier New" w:hint="default"/>
+      </w:rPr>
+    </w:lvl>
+    <w:lvl w:ilvl="5" w:tplc="0C0A0005" w:tentative="1">
+      <w:start w:val="1"/>
+      <w:numFmt w:val="bullet"/>
+      <w:lvlText w:val=""/>
+      <w:lvlJc w:val="left"/>
+      <w:pPr>
+        <w:ind w:left="4320" w:hanging="360"/>
+      </w:pPr>
+      <w:rPr>
+        <w:rFonts w:ascii="Wingdings" w:hAnsi="Wingdings" w:hint="default"/>
+      </w:rPr>
+    </w:lvl>
+    <w:lvl w:ilvl="6" w:tplc="0C0A0001" w:tentative="1">
+      <w:start w:val="1"/>
+      <w:numFmt w:val="bullet"/>
+      <w:lvlText w:val=""/>
+      <w:lvlJc w:val="left"/>
+      <w:pPr>
+        <w:ind w:left="5040" w:hanging="360"/>
+      </w:pPr>
+      <w:rPr>
+        <w:rFonts w:ascii="Symbol" w:hAnsi="Symbol" w:hint="default"/>
+      </w:rPr>
+    </w:lvl>
+    <w:lvl w:ilvl="7" w:tplc="0C0A0003" w:tentative="1">
+      <w:start w:val="1"/>
+      <w:numFmt w:val="bullet"/>
+      <w:lvlText w:val="o"/>
+      <w:lvlJc w:val="left"/>
+      <w:pPr>
+        <w:ind w:left="5760" w:hanging="360"/>
+      </w:pPr>
+      <w:rPr>
+        <w:rFonts w:ascii="Courier New" w:hAnsi="Courier New" w:cs="Courier New" w:hint="default"/>
+      </w:rPr>
+    </w:lvl>
+    <w:lvl w:ilvl="8" w:tplc="0C0A0005" w:tentative="1">
+      <w:start w:val="1"/>
+      <w:numFmt w:val="bullet"/>
+      <w:lvlText w:val=""/>
+      <w:lvlJc w:val="left"/>
+      <w:pPr>
+        <w:ind w:left="6480" w:hanging="360"/>
+      </w:pPr>
+      <w:rPr>
+        <w:rFonts w:ascii="Wingdings" w:hAnsi="Wingdings" w:hint="default"/>
+      </w:rPr>
+    </w:lvl>
+  </w:abstractNum>
+  <w:abstractNum w:abstractNumId="2" w15:restartNumberingAfterBreak="0">
+    <w:nsid w:val="70F66CE6"/>
+    <w:multiLevelType w:val="hybridMultilevel"/>
+    <w:tmpl w:val="DC66F80E"/>
+    <w:lvl w:ilvl="0" w:tplc="DD7438A0">
+      <w:numFmt w:val="bullet"/>
+      <w:lvlText w:val="-"/>
+      <w:lvlJc w:val="left"/>
+      <w:pPr>
+        <w:ind w:left="720" w:hanging="360"/>
+      </w:pPr>
+      <w:rPr>
+        <w:rFonts w:ascii="Aptos" w:eastAsiaTheme="minorHAnsi" w:hAnsi="Aptos" w:cstheme="minorBidi" w:hint="default"/>
+      </w:rPr>
+    </w:lvl>
+    <w:lvl w:ilvl="1" w:tplc="0C0A0003" w:tentative="1">
+      <w:start w:val="1"/>
+      <w:numFmt w:val="bullet"/>
+      <w:lvlText w:val="o"/>
+      <w:lvlJc w:val="left"/>
+      <w:pPr>
+        <w:ind w:left="1440" w:hanging="360"/>
+      </w:pPr>
+      <w:rPr>
+        <w:rFonts w:ascii="Courier New" w:hAnsi="Courier New" w:cs="Courier New" w:hint="default"/>
+      </w:rPr>
+    </w:lvl>
+    <w:lvl w:ilvl="2" w:tplc="0C0A0005" w:tentative="1">
+      <w:start w:val="1"/>
+      <w:numFmt w:val="bullet"/>
+      <w:lvlText w:val=""/>
+      <w:lvlJc w:val="left"/>
+      <w:pPr>
+        <w:ind w:left="2160" w:hanging="360"/>
+      </w:pPr>
+      <w:rPr>
+        <w:rFonts w:ascii="Wingdings" w:hAnsi="Wingdings" w:hint="default"/>
+      </w:rPr>
+    </w:lvl>
+    <w:lvl w:ilvl="3" w:tplc="0C0A0001" w:tentative="1">
+      <w:start w:val="1"/>
+      <w:numFmt w:val="bullet"/>
+      <w:lvlText w:val=""/>
+      <w:lvlJc w:val="left"/>
+      <w:pPr>
+        <w:ind w:left="2880" w:hanging="360"/>
+      </w:pPr>
+      <w:rPr>
+        <w:rFonts w:ascii="Symbol" w:hAnsi="Symbol" w:hint="default"/>
+      </w:rPr>
+    </w:lvl>
+    <w:lvl w:ilvl="4" w:tplc="0C0A0003" w:tentative="1">
+      <w:start w:val="1"/>
+      <w:numFmt w:val="bullet"/>
+      <w:lvlText w:val="o"/>
+      <w:lvlJc w:val="left"/>
+      <w:pPr>
+        <w:ind w:left="3600" w:hanging="360"/>
+      </w:pPr>
+      <w:rPr>
+        <w:rFonts w:ascii="Courier New" w:hAnsi="Courier New" w:cs="Courier New" w:hint="default"/>
+      </w:rPr>
+    </w:lvl>
+    <w:lvl w:ilvl="5" w:tplc="0C0A0005" w:tentative="1">
+      <w:start w:val="1"/>
+      <w:numFmt w:val="bullet"/>
+      <w:lvlText w:val=""/>
+      <w:lvlJc w:val="left"/>
+      <w:pPr>
+        <w:ind w:left="4320" w:hanging="360"/>
+      </w:pPr>
+      <w:rPr>
+        <w:rFonts w:ascii="Wingdings" w:hAnsi="Wingdings" w:hint="default"/>
+      </w:rPr>
+    </w:lvl>
+    <w:lvl w:ilvl="6" w:tplc="0C0A0001" w:tentative="1">
+      <w:start w:val="1"/>
+      <w:numFmt w:val="bullet"/>
+      <w:lvlText w:val=""/>
+      <w:lvlJc w:val="left"/>
+      <w:pPr>
+        <w:ind w:left="5040" w:hanging="360"/>
+      </w:pPr>
+      <w:rPr>
+        <w:rFonts w:ascii="Symbol" w:hAnsi="Symbol" w:hint="default"/>
+      </w:rPr>
+    </w:lvl>
+    <w:lvl w:ilvl="7" w:tplc="0C0A0003" w:tentative="1">
+      <w:start w:val="1"/>
+      <w:numFmt w:val="bullet"/>
+      <w:lvlText w:val="o"/>
+      <w:lvlJc w:val="left"/>
+      <w:pPr>
+        <w:ind w:left="5760" w:hanging="360"/>
+      </w:pPr>
+      <w:rPr>
+        <w:rFonts w:ascii="Courier New" w:hAnsi="Courier New" w:cs="Courier New" w:hint="default"/>
+      </w:rPr>
+    </w:lvl>
+    <w:lvl w:ilvl="8" w:tplc="0C0A0005" w:tentative="1">
+      <w:start w:val="1"/>
+      <w:numFmt w:val="bullet"/>
+      <w:lvlText w:val=""/>
+      <w:lvlJc w:val="left"/>
+      <w:pPr>
+        <w:ind w:left="6480" w:hanging="360"/>
+      </w:pPr>
+      <w:rPr>
+        <w:rFonts w:ascii="Wingdings" w:hAnsi="Wingdings" w:hint="default"/>
+      </w:rPr>
+    </w:lvl>
+  </w:abstractNum>
   <w:num w:numId="1" w16cid:durableId="1721247681">
     <w:abstractNumId w:val="0"/>
+  </w:num>
+  <w:num w:numId="2" w16cid:durableId="2145853144">
+    <w:abstractNumId w:val="2"/>
+  </w:num>
+  <w:num w:numId="3" w16cid:durableId="1156384998">
+    <w:abstractNumId w:val="1"/>
   </w:num>
 </w:numbering>
 </file>
@@ -1560,6 +2263,41 @@
       <w:spacing w:val="5"/>
     </w:rPr>
   </w:style>
+  <w:style w:type="character" w:styleId="Hipervnculo">
+    <w:name w:val="Hyperlink"/>
+    <w:basedOn w:val="Fuentedeprrafopredeter"/>
+    <w:uiPriority w:val="99"/>
+    <w:unhideWhenUsed/>
+    <w:rsid w:val="00DD2828"/>
+    <w:rPr>
+      <w:color w:val="467886" w:themeColor="hyperlink"/>
+      <w:u w:val="single"/>
+    </w:rPr>
+  </w:style>
+  <w:style w:type="character" w:styleId="Mencinsinresolver">
+    <w:name w:val="Unresolved Mention"/>
+    <w:basedOn w:val="Fuentedeprrafopredeter"/>
+    <w:uiPriority w:val="99"/>
+    <w:semiHidden/>
+    <w:unhideWhenUsed/>
+    <w:rsid w:val="00DD2828"/>
+    <w:rPr>
+      <w:color w:val="605E5C"/>
+      <w:shd w:val="clear" w:color="auto" w:fill="E1DFDD"/>
+    </w:rPr>
+  </w:style>
+  <w:style w:type="character" w:styleId="Hipervnculovisitado">
+    <w:name w:val="FollowedHyperlink"/>
+    <w:basedOn w:val="Fuentedeprrafopredeter"/>
+    <w:uiPriority w:val="99"/>
+    <w:semiHidden/>
+    <w:unhideWhenUsed/>
+    <w:rsid w:val="00DD2828"/>
+    <w:rPr>
+      <w:color w:val="96607D" w:themeColor="followedHyperlink"/>
+      <w:u w:val="single"/>
+    </w:rPr>
+  </w:style>
 </w:styles>
 </file>
 
